--- a/TYBCA/Software Engineering/Software Enginnering.docx
+++ b/TYBCA/Software Engineering/Software Enginnering.docx
@@ -2,6 +2,22 @@
 <file path=word/document.xml><?xml version="1.0" encoding="utf-8"?>
 <w:document xmlns:wpc="http://schemas.microsoft.com/office/word/2010/wordprocessingCanvas" xmlns:cx="http://schemas.microsoft.com/office/drawing/2014/chartex" xmlns:cx1="http://schemas.microsoft.com/office/drawing/2015/9/8/chartex" xmlns:cx2="http://schemas.microsoft.com/office/drawing/2015/10/21/chartex" xmlns:cx3="http://schemas.microsoft.com/office/drawing/2016/5/9/chartex" xmlns:cx4="http://schemas.microsoft.com/office/drawing/2016/5/10/chartex" xmlns:cx5="http://schemas.microsoft.com/office/drawing/2016/5/11/chartex" xmlns:cx6="http://schemas.microsoft.com/office/drawing/2016/5/12/chartex" xmlns:cx7="http://schemas.microsoft.com/office/drawing/2016/5/13/chartex" xmlns:cx8="http://schemas.microsoft.com/office/drawing/2016/5/14/chartex" xmlns:mc="http://schemas.openxmlformats.org/markup-compatibility/2006" xmlns:aink="http://schemas.microsoft.com/office/drawing/2016/ink" xmlns:am3d="http://schemas.microsoft.com/office/drawing/2017/model3d" xmlns:o="urn:schemas-microsoft-com:office:office" xmlns:oel="http://schemas.microsoft.com/office/2019/extlst" xmlns:r="http://schemas.openxmlformats.org/officeDocument/2006/relationships" xmlns:m="http://schemas.openxmlformats.org/officeDocument/2006/math" xmlns:v="urn:schemas-microsoft-com:vml" xmlns:wp14="http://schemas.microsoft.com/office/word/2010/wordprocessingDrawing" xmlns:wp="http://schemas.openxmlformats.org/drawingml/2006/wordprocessingDrawing" xmlns:w10="urn:schemas-microsoft-com:office:word" xmlns:w="http://schemas.openxmlformats.org/wordprocessingml/2006/main" xmlns:w14="http://schemas.microsoft.com/office/word/2010/wordml" xmlns:w15="http://schemas.microsoft.com/office/word/2012/wordml" xmlns:w16cex="http://schemas.microsoft.com/office/word/2018/wordml/cex" xmlns:w16cid="http://schemas.microsoft.com/office/word/2016/wordml/cid" xmlns:w16="http://schemas.microsoft.com/office/word/2018/wordml" xmlns:w16du="http://schemas.microsoft.com/office/word/2023/wordml/word16du" xmlns:w16sdtdh="http://schemas.microsoft.com/office/word/2020/wordml/sdtdatahash" xmlns:w16sdtfl="http://schemas.microsoft.com/office/word/2024/wordml/sdtformatlock" xmlns:w16se="http://schemas.microsoft.com/office/word/2015/wordml/symex" xmlns:wpg="http://schemas.microsoft.com/office/word/2010/wordprocessingGroup" xmlns:wpi="http://schemas.microsoft.com/office/word/2010/wordprocessingInk" xmlns:wne="http://schemas.microsoft.com/office/word/2006/wordml" xmlns:wps="http://schemas.microsoft.com/office/word/2010/wordprocessingShape" mc:Ignorable="w14 w15 w16se w16cid w16 w16cex w16sdtdh w16sdtfl w16du wp14">
   <w:body>
+    <w:p>
+      <w:pPr>
+        <w:rPr>
+          <w:b/>
+          <w:bCs/>
+        </w:rPr>
+      </w:pPr>
+    </w:p>
+    <w:p>
+      <w:pPr>
+        <w:rPr>
+          <w:b/>
+          <w:bCs/>
+        </w:rPr>
+      </w:pPr>
+    </w:p>
     <w:p>
       <w:pPr>
         <w:rPr>
@@ -409,14 +425,255 @@
           <w:bCs/>
         </w:rPr>
       </w:pPr>
-    </w:p>
-    <w:p>
-      <w:pPr>
-        <w:rPr>
-          <w:b/>
-          <w:bCs/>
-        </w:rPr>
-      </w:pPr>
+      <w:r>
+        <w:rPr>
+          <w:b/>
+          <w:bCs/>
+        </w:rPr>
+        <w:lastRenderedPageBreak/>
+        <w:t>Lecture 3: - 20/07/2026</w:t>
+      </w:r>
+    </w:p>
+    <w:p>
+      <w:pPr>
+        <w:rPr>
+          <w:b/>
+          <w:bCs/>
+        </w:rPr>
+      </w:pPr>
+    </w:p>
+    <w:p>
+      <w:pPr>
+        <w:rPr>
+          <w:b/>
+          <w:bCs/>
+        </w:rPr>
+      </w:pPr>
+    </w:p>
+    <w:p>
+      <w:pPr>
+        <w:rPr>
+          <w:b/>
+          <w:bCs/>
+        </w:rPr>
+      </w:pPr>
+      <w:r>
+        <w:rPr>
+          <w:b/>
+          <w:bCs/>
+        </w:rPr>
+        <w:t>Rapid Software development</w:t>
+      </w:r>
+    </w:p>
+    <w:p>
+      <w:pPr>
+        <w:rPr>
+          <w:b/>
+          <w:bCs/>
+        </w:rPr>
+      </w:pPr>
+      <w:r>
+        <w:rPr>
+          <w:b/>
+          <w:bCs/>
+        </w:rPr>
+        <w:t>Requirements</w:t>
+      </w:r>
+    </w:p>
+    <w:p>
+      <w:pPr>
+        <w:rPr>
+          <w:b/>
+          <w:bCs/>
+        </w:rPr>
+      </w:pPr>
+      <w:r>
+        <w:rPr>
+          <w:b/>
+          <w:bCs/>
+        </w:rPr>
+        <w:t>Characteristics of RAD process</w:t>
+      </w:r>
+    </w:p>
+    <w:p>
+      <w:pPr>
+        <w:rPr>
+          <w:b/>
+          <w:bCs/>
+        </w:rPr>
+      </w:pPr>
+      <w:r>
+        <w:rPr>
+          <w:b/>
+          <w:bCs/>
+        </w:rPr>
+        <w:t>Iterative development process</w:t>
+      </w:r>
+    </w:p>
+    <w:p>
+      <w:pPr>
+        <w:rPr>
+          <w:b/>
+          <w:bCs/>
+        </w:rPr>
+      </w:pPr>
+      <w:r>
+        <w:rPr>
+          <w:b/>
+          <w:bCs/>
+        </w:rPr>
+        <w:t>Incremental delivery</w:t>
+      </w:r>
+    </w:p>
+    <w:p>
+      <w:pPr>
+        <w:rPr>
+          <w:b/>
+          <w:bCs/>
+        </w:rPr>
+      </w:pPr>
+      <w:r>
+        <w:rPr>
+          <w:b/>
+          <w:bCs/>
+        </w:rPr>
+        <w:t xml:space="preserve">Incremental development </w:t>
+      </w:r>
+      <w:r>
+        <w:rPr>
+          <w:b/>
+          <w:bCs/>
+        </w:rPr>
+        <w:t>advantages: -</w:t>
+      </w:r>
+    </w:p>
+    <w:p>
+      <w:pPr>
+        <w:rPr>
+          <w:b/>
+          <w:bCs/>
+        </w:rPr>
+      </w:pPr>
+    </w:p>
+    <w:p>
+      <w:pPr>
+        <w:rPr>
+          <w:b/>
+          <w:bCs/>
+        </w:rPr>
+      </w:pPr>
+      <w:r>
+        <w:rPr>
+          <w:b/>
+          <w:bCs/>
+        </w:rPr>
+        <w:t>1.</w:t>
+      </w:r>
+      <w:r>
+        <w:rPr>
+          <w:b/>
+          <w:bCs/>
+        </w:rPr>
+        <w:t xml:space="preserve">Accelerated </w:t>
+      </w:r>
+    </w:p>
+    <w:p>
+      <w:pPr>
+        <w:rPr>
+          <w:b/>
+          <w:bCs/>
+        </w:rPr>
+      </w:pPr>
+      <w:r>
+        <w:rPr>
+          <w:b/>
+          <w:bCs/>
+        </w:rPr>
+        <w:t>2.</w:t>
+      </w:r>
+      <w:r>
+        <w:rPr>
+          <w:b/>
+          <w:bCs/>
+        </w:rPr>
+        <w:t>User engagement</w:t>
+      </w:r>
+    </w:p>
+    <w:p>
+      <w:pPr>
+        <w:rPr>
+          <w:b/>
+          <w:bCs/>
+        </w:rPr>
+      </w:pPr>
+      <w:r>
+        <w:rPr>
+          <w:b/>
+          <w:bCs/>
+        </w:rPr>
+        <w:br/>
+        <w:t>Problems with incremental development</w:t>
+      </w:r>
+    </w:p>
+    <w:p>
+      <w:pPr>
+        <w:rPr>
+          <w:b/>
+          <w:bCs/>
+        </w:rPr>
+      </w:pPr>
+      <w:r>
+        <w:rPr>
+          <w:b/>
+          <w:bCs/>
+        </w:rPr>
+        <w:t>1. Management problems</w:t>
+      </w:r>
+    </w:p>
+    <w:p>
+      <w:pPr>
+        <w:rPr>
+          <w:b/>
+          <w:bCs/>
+        </w:rPr>
+      </w:pPr>
+      <w:r>
+        <w:rPr>
+          <w:b/>
+          <w:bCs/>
+        </w:rPr>
+        <w:t>2. Contractual problems</w:t>
+      </w:r>
+    </w:p>
+    <w:p>
+      <w:pPr>
+        <w:rPr>
+          <w:b/>
+          <w:bCs/>
+        </w:rPr>
+      </w:pPr>
+      <w:r>
+        <w:rPr>
+          <w:b/>
+          <w:bCs/>
+        </w:rPr>
+        <w:t>3. Validation problems</w:t>
+      </w:r>
+    </w:p>
+    <w:p>
+      <w:pPr>
+        <w:rPr>
+          <w:b/>
+          <w:bCs/>
+        </w:rPr>
+      </w:pPr>
+      <w:r>
+        <w:rPr>
+          <w:b/>
+          <w:bCs/>
+        </w:rPr>
+        <w:t>4. Maintenance problem</w:t>
+      </w:r>
     </w:p>
     <w:sectPr>
       <w:pgSz w:w="12240" w:h="15840"/>

--- a/TYBCA/Software Engineering/Software Enginnering.docx
+++ b/TYBCA/Software Engineering/Software Enginnering.docx
@@ -673,6 +673,119 @@
           <w:bCs/>
         </w:rPr>
         <w:t>4. Maintenance problem</w:t>
+      </w:r>
+    </w:p>
+    <w:p>
+      <w:pPr>
+        <w:rPr>
+          <w:b/>
+          <w:bCs/>
+        </w:rPr>
+      </w:pPr>
+    </w:p>
+    <w:p>
+      <w:pPr>
+        <w:rPr>
+          <w:b/>
+          <w:bCs/>
+        </w:rPr>
+      </w:pPr>
+      <w:r>
+        <w:rPr>
+          <w:b/>
+          <w:bCs/>
+        </w:rPr>
+        <w:t>Lecture 4: - 22/07/2026</w:t>
+      </w:r>
+    </w:p>
+    <w:p>
+      <w:pPr>
+        <w:rPr>
+          <w:b/>
+          <w:bCs/>
+        </w:rPr>
+      </w:pPr>
+      <w:r>
+        <w:rPr>
+          <w:b/>
+          <w:bCs/>
+        </w:rPr>
+        <w:t xml:space="preserve">Waterfall problem </w:t>
+      </w:r>
+    </w:p>
+    <w:p>
+      <w:pPr>
+        <w:rPr>
+          <w:b/>
+          <w:bCs/>
+        </w:rPr>
+      </w:pPr>
+      <w:r>
+        <w:rPr>
+          <w:b/>
+          <w:bCs/>
+        </w:rPr>
+        <w:t>Rapid software development</w:t>
+      </w:r>
+    </w:p>
+    <w:p>
+      <w:pPr>
+        <w:rPr>
+          <w:b/>
+          <w:bCs/>
+        </w:rPr>
+      </w:pPr>
+      <w:r>
+        <w:rPr>
+          <w:b/>
+          <w:bCs/>
+        </w:rPr>
+        <w:t>Incremental development</w:t>
+      </w:r>
+    </w:p>
+    <w:p>
+      <w:pPr>
+        <w:rPr>
+          <w:b/>
+          <w:bCs/>
+        </w:rPr>
+      </w:pPr>
+      <w:r>
+        <w:rPr>
+          <w:b/>
+          <w:bCs/>
+        </w:rPr>
+        <w:t>Agile methods</w:t>
+      </w:r>
+    </w:p>
+    <w:p>
+      <w:pPr>
+        <w:rPr>
+          <w:b/>
+          <w:bCs/>
+        </w:rPr>
+      </w:pPr>
+      <w:r>
+        <w:rPr>
+          <w:b/>
+          <w:bCs/>
+        </w:rPr>
+        <w:t>Principles of agile methods</w:t>
+      </w:r>
+    </w:p>
+    <w:p>
+      <w:pPr>
+        <w:rPr>
+          <w:b/>
+          <w:bCs/>
+        </w:rPr>
+      </w:pPr>
+      <w:r>
+        <w:rPr>
+          <w:b/>
+          <w:bCs/>
+        </w:rPr>
+        <w:t>Case tools types</w:t>
       </w:r>
     </w:p>
     <w:sectPr>
@@ -1995,4 +2108,16 @@
     </a:ext>
   </a:extLst>
 </a:theme>
+</file>
+
+<file path=customXml/item1.xml><?xml version="1.0" encoding="utf-8"?>
+<b:Sources xmlns:b="http://schemas.openxmlformats.org/officeDocument/2006/bibliography" xmlns="http://schemas.openxmlformats.org/officeDocument/2006/bibliography" SelectedStyle="\APASixthEditionOfficeOnline.xsl" StyleName="APA" Version="6"/>
+</file>
+
+<file path=customXml/itemProps1.xml><?xml version="1.0" encoding="utf-8"?>
+<ds:datastoreItem xmlns:ds="http://schemas.openxmlformats.org/officeDocument/2006/customXml" ds:itemID="{F68951E7-82FC-4ACF-BC0E-B9D07A943850}">
+  <ds:schemaRefs>
+    <ds:schemaRef ds:uri="http://schemas.openxmlformats.org/officeDocument/2006/bibliography"/>
+  </ds:schemaRefs>
+</ds:datastoreItem>
 </file>
--- a/TYBCA/Software Engineering/Software Enginnering.docx
+++ b/TYBCA/Software Engineering/Software Enginnering.docx
@@ -1,6 +1,6 @@
 
 <file path=word/document.xml><?xml version="1.0" encoding="utf-8"?>
-<w:document xmlns:wpc="http://schemas.microsoft.com/office/word/2010/wordprocessingCanvas" xmlns:cx="http://schemas.microsoft.com/office/drawing/2014/chartex" xmlns:cx1="http://schemas.microsoft.com/office/drawing/2015/9/8/chartex" xmlns:cx2="http://schemas.microsoft.com/office/drawing/2015/10/21/chartex" xmlns:cx3="http://schemas.microsoft.com/office/drawing/2016/5/9/chartex" xmlns:cx4="http://schemas.microsoft.com/office/drawing/2016/5/10/chartex" xmlns:cx5="http://schemas.microsoft.com/office/drawing/2016/5/11/chartex" xmlns:cx6="http://schemas.microsoft.com/office/drawing/2016/5/12/chartex" xmlns:cx7="http://schemas.microsoft.com/office/drawing/2016/5/13/chartex" xmlns:cx8="http://schemas.microsoft.com/office/drawing/2016/5/14/chartex" xmlns:mc="http://schemas.openxmlformats.org/markup-compatibility/2006" xmlns:aink="http://schemas.microsoft.com/office/drawing/2016/ink" xmlns:am3d="http://schemas.microsoft.com/office/drawing/2017/model3d" xmlns:o="urn:schemas-microsoft-com:office:office" xmlns:oel="http://schemas.microsoft.com/office/2019/extlst" xmlns:r="http://schemas.openxmlformats.org/officeDocument/2006/relationships" xmlns:m="http://schemas.openxmlformats.org/officeDocument/2006/math" xmlns:v="urn:schemas-microsoft-com:vml" xmlns:wp14="http://schemas.microsoft.com/office/word/2010/wordprocessingDrawing" xmlns:wp="http://schemas.openxmlformats.org/drawingml/2006/wordprocessingDrawing" xmlns:w10="urn:schemas-microsoft-com:office:word" xmlns:w="http://schemas.openxmlformats.org/wordprocessingml/2006/main" xmlns:w14="http://schemas.microsoft.com/office/word/2010/wordml" xmlns:w15="http://schemas.microsoft.com/office/word/2012/wordml" xmlns:w16cex="http://schemas.microsoft.com/office/word/2018/wordml/cex" xmlns:w16cid="http://schemas.microsoft.com/office/word/2016/wordml/cid" xmlns:w16="http://schemas.microsoft.com/office/word/2018/wordml" xmlns:w16du="http://schemas.microsoft.com/office/word/2023/wordml/word16du" xmlns:w16sdtdh="http://schemas.microsoft.com/office/word/2020/wordml/sdtdatahash" xmlns:w16sdtfl="http://schemas.microsoft.com/office/word/2024/wordml/sdtformatlock" xmlns:w16se="http://schemas.microsoft.com/office/word/2015/wordml/symex" xmlns:wpg="http://schemas.microsoft.com/office/word/2010/wordprocessingGroup" xmlns:wpi="http://schemas.microsoft.com/office/word/2010/wordprocessingInk" xmlns:wne="http://schemas.microsoft.com/office/word/2006/wordml" xmlns:wps="http://schemas.microsoft.com/office/word/2010/wordprocessingShape" mc:Ignorable="w14 w15 w16se w16cid w16 w16cex w16sdtdh w16sdtfl w16du wp14">
+<w:document xmlns:wpc="http://schemas.microsoft.com/office/word/2010/wordprocessingCanvas" xmlns:cx="http://schemas.microsoft.com/office/drawing/2014/chartex" xmlns:cx1="http://schemas.microsoft.com/office/drawing/2015/9/8/chartex" xmlns:cx2="http://schemas.microsoft.com/office/drawing/2015/10/21/chartex" xmlns:cx3="http://schemas.microsoft.com/office/drawing/2016/5/9/chartex" xmlns:cx4="http://schemas.microsoft.com/office/drawing/2016/5/10/chartex" xmlns:cx5="http://schemas.microsoft.com/office/drawing/2016/5/11/chartex" xmlns:cx6="http://schemas.microsoft.com/office/drawing/2016/5/12/chartex" xmlns:cx7="http://schemas.microsoft.com/office/drawing/2016/5/13/chartex" xmlns:cx8="http://schemas.microsoft.com/office/drawing/2016/5/14/chartex" xmlns:mc="http://schemas.openxmlformats.org/markup-compatibility/2006" xmlns:aink="http://schemas.microsoft.com/office/drawing/2016/ink" xmlns:am3d="http://schemas.microsoft.com/office/drawing/2017/model3d" xmlns:o="urn:schemas-microsoft-com:office:office" xmlns:oel="http://schemas.microsoft.com/office/2019/extlst" xmlns:r="http://schemas.openxmlformats.org/officeDocument/2006/relationships" xmlns:m="http://schemas.openxmlformats.org/officeDocument/2006/math" xmlns:v="urn:schemas-microsoft-com:vml" xmlns:wp14="http://schemas.microsoft.com/office/word/2010/wordprocessingDrawing" xmlns:wp="http://schemas.openxmlformats.org/drawingml/2006/wordprocessingDrawing" xmlns:w10="urn:schemas-microsoft-com:office:word" xmlns:w="http://schemas.openxmlformats.org/wordprocessingml/2006/main" xmlns:w14="http://schemas.microsoft.com/office/word/2010/wordml" xmlns:w15="http://schemas.microsoft.com/office/word/2012/wordml" xmlns:w16cei="http://schemas.microsoft.com/office/word/2026/wordml/cei" xmlns:w16cex="http://schemas.microsoft.com/office/word/2018/wordml/cex" xmlns:w16cid="http://schemas.microsoft.com/office/word/2016/wordml/cid" xmlns:w16="http://schemas.microsoft.com/office/word/2018/wordml" xmlns:w16du="http://schemas.microsoft.com/office/word/2023/wordml/word16du" xmlns:w16sdtdh="http://schemas.microsoft.com/office/word/2020/wordml/sdtdatahash" xmlns:w16sdtfl="http://schemas.microsoft.com/office/word/2024/wordml/sdtformatlock" xmlns:w16se="http://schemas.microsoft.com/office/word/2015/wordml/symex" xmlns:wpg="http://schemas.microsoft.com/office/word/2010/wordprocessingGroup" xmlns:wpi="http://schemas.microsoft.com/office/word/2010/wordprocessingInk" xmlns:wne="http://schemas.microsoft.com/office/word/2006/wordml" xmlns:wps="http://schemas.microsoft.com/office/word/2010/wordprocessingShape" mc:Ignorable="w14 w15 w16se w16cid w16 w16cex w16sdtdh w16sdtfl w16du wp14">
   <w:body>
     <w:p>
       <w:pPr>
@@ -787,6 +787,210 @@
         </w:rPr>
         <w:t>Case tools types</w:t>
       </w:r>
+    </w:p>
+    <w:p>
+      <w:pPr>
+        <w:rPr>
+          <w:b/>
+          <w:bCs/>
+        </w:rPr>
+      </w:pPr>
+    </w:p>
+    <w:p>
+      <w:pPr>
+        <w:rPr>
+          <w:b/>
+          <w:bCs/>
+        </w:rPr>
+      </w:pPr>
+      <w:r>
+        <w:rPr>
+          <w:b/>
+          <w:bCs/>
+        </w:rPr>
+        <w:t>Lecture 5: - 29/07/2026</w:t>
+      </w:r>
+    </w:p>
+    <w:p>
+      <w:pPr>
+        <w:rPr>
+          <w:b/>
+          <w:bCs/>
+        </w:rPr>
+      </w:pPr>
+      <w:r>
+        <w:rPr>
+          <w:b/>
+          <w:bCs/>
+        </w:rPr>
+        <w:t xml:space="preserve">Chapter 3 – Agile Software </w:t>
+      </w:r>
+      <w:r>
+        <w:rPr>
+          <w:b/>
+          <w:bCs/>
+        </w:rPr>
+        <w:t>Development</w:t>
+      </w:r>
+    </w:p>
+    <w:p>
+      <w:pPr>
+        <w:rPr>
+          <w:b/>
+          <w:bCs/>
+        </w:rPr>
+      </w:pPr>
+    </w:p>
+    <w:p>
+      <w:pPr>
+        <w:rPr>
+          <w:b/>
+          <w:bCs/>
+        </w:rPr>
+      </w:pPr>
+      <w:r>
+        <w:rPr>
+          <w:b/>
+          <w:bCs/>
+        </w:rPr>
+        <w:t>Agile methods</w:t>
+      </w:r>
+    </w:p>
+    <w:p>
+      <w:pPr>
+        <w:rPr>
+          <w:b/>
+          <w:bCs/>
+        </w:rPr>
+      </w:pPr>
+      <w:r>
+        <w:rPr>
+          <w:b/>
+          <w:bCs/>
+        </w:rPr>
+        <w:t>Agile development techniques</w:t>
+      </w:r>
+    </w:p>
+    <w:p>
+      <w:pPr>
+        <w:rPr>
+          <w:b/>
+          <w:bCs/>
+        </w:rPr>
+      </w:pPr>
+      <w:r>
+        <w:rPr>
+          <w:b/>
+          <w:bCs/>
+        </w:rPr>
+        <w:t>Agile project management</w:t>
+      </w:r>
+    </w:p>
+    <w:p>
+      <w:pPr>
+        <w:rPr>
+          <w:b/>
+          <w:bCs/>
+        </w:rPr>
+      </w:pPr>
+      <w:r>
+        <w:rPr>
+          <w:b/>
+          <w:bCs/>
+        </w:rPr>
+        <w:t>Scaling Agile methods</w:t>
+      </w:r>
+    </w:p>
+    <w:p>
+      <w:pPr>
+        <w:rPr>
+          <w:b/>
+          <w:bCs/>
+        </w:rPr>
+      </w:pPr>
+    </w:p>
+    <w:p>
+      <w:pPr>
+        <w:rPr>
+          <w:b/>
+          <w:bCs/>
+        </w:rPr>
+      </w:pPr>
+      <w:r>
+        <w:rPr>
+          <w:b/>
+          <w:bCs/>
+        </w:rPr>
+        <w:t xml:space="preserve">Rapid software </w:t>
+      </w:r>
+      <w:r>
+        <w:rPr>
+          <w:b/>
+          <w:bCs/>
+        </w:rPr>
+        <w:t>development</w:t>
+      </w:r>
+    </w:p>
+    <w:p>
+      <w:pPr>
+        <w:rPr>
+          <w:b/>
+          <w:bCs/>
+        </w:rPr>
+      </w:pPr>
+    </w:p>
+    <w:p>
+      <w:pPr>
+        <w:rPr>
+          <w:b/>
+          <w:bCs/>
+        </w:rPr>
+      </w:pPr>
+      <w:r>
+        <w:rPr>
+          <w:b/>
+          <w:bCs/>
+        </w:rPr>
+        <w:t>Lecture 6: - 31/07/2026</w:t>
+      </w:r>
+    </w:p>
+    <w:p>
+      <w:pPr>
+        <w:rPr>
+          <w:b/>
+          <w:bCs/>
+        </w:rPr>
+      </w:pPr>
+      <w:r>
+        <w:rPr>
+          <w:b/>
+          <w:bCs/>
+        </w:rPr>
+        <w:t>Refactoring</w:t>
+      </w:r>
+    </w:p>
+    <w:p>
+      <w:pPr>
+        <w:rPr>
+          <w:b/>
+          <w:bCs/>
+        </w:rPr>
+      </w:pPr>
+      <w:r>
+        <w:rPr>
+          <w:b/>
+          <w:bCs/>
+        </w:rPr>
+        <w:t>Question Bank</w:t>
+      </w:r>
+    </w:p>
+    <w:p>
+      <w:pPr>
+        <w:rPr>
+          <w:b/>
+          <w:bCs/>
+        </w:rPr>
+      </w:pPr>
     </w:p>
     <w:sectPr>
       <w:pgSz w:w="12240" w:h="15840"/>
@@ -799,7 +1003,7 @@
 </file>
 
 <file path=word/numbering.xml><?xml version="1.0" encoding="utf-8"?>
-<w:numbering xmlns:wpc="http://schemas.microsoft.com/office/word/2010/wordprocessingCanvas" xmlns:cx="http://schemas.microsoft.com/office/drawing/2014/chartex" xmlns:cx1="http://schemas.microsoft.com/office/drawing/2015/9/8/chartex" xmlns:cx2="http://schemas.microsoft.com/office/drawing/2015/10/21/chartex" xmlns:cx3="http://schemas.microsoft.com/office/drawing/2016/5/9/chartex" xmlns:cx4="http://schemas.microsoft.com/office/drawing/2016/5/10/chartex" xmlns:cx5="http://schemas.microsoft.com/office/drawing/2016/5/11/chartex" xmlns:cx6="http://schemas.microsoft.com/office/drawing/2016/5/12/chartex" xmlns:cx7="http://schemas.microsoft.com/office/drawing/2016/5/13/chartex" xmlns:cx8="http://schemas.microsoft.com/office/drawing/2016/5/14/chartex" xmlns:mc="http://schemas.openxmlformats.org/markup-compatibility/2006" xmlns:aink="http://schemas.microsoft.com/office/drawing/2016/ink" xmlns:am3d="http://schemas.microsoft.com/office/drawing/2017/model3d" xmlns:o="urn:schemas-microsoft-com:office:office" xmlns:oel="http://schemas.microsoft.com/office/2019/extlst" xmlns:r="http://schemas.openxmlformats.org/officeDocument/2006/relationships" xmlns:m="http://schemas.openxmlformats.org/officeDocument/2006/math" xmlns:v="urn:schemas-microsoft-com:vml" xmlns:wp14="http://schemas.microsoft.com/office/word/2010/wordprocessingDrawing" xmlns:wp="http://schemas.openxmlformats.org/drawingml/2006/wordprocessingDrawing" xmlns:w10="urn:schemas-microsoft-com:office:word" xmlns:w="http://schemas.openxmlformats.org/wordprocessingml/2006/main" xmlns:w14="http://schemas.microsoft.com/office/word/2010/wordml" xmlns:w15="http://schemas.microsoft.com/office/word/2012/wordml" xmlns:w16cex="http://schemas.microsoft.com/office/word/2018/wordml/cex" xmlns:w16cid="http://schemas.microsoft.com/office/word/2016/wordml/cid" xmlns:w16="http://schemas.microsoft.com/office/word/2018/wordml" xmlns:w16du="http://schemas.microsoft.com/office/word/2023/wordml/word16du" xmlns:w16sdtdh="http://schemas.microsoft.com/office/word/2020/wordml/sdtdatahash" xmlns:w16sdtfl="http://schemas.microsoft.com/office/word/2024/wordml/sdtformatlock" xmlns:w16se="http://schemas.microsoft.com/office/word/2015/wordml/symex" xmlns:wpg="http://schemas.microsoft.com/office/word/2010/wordprocessingGroup" xmlns:wpi="http://schemas.microsoft.com/office/word/2010/wordprocessingInk" xmlns:wne="http://schemas.microsoft.com/office/word/2006/wordml" xmlns:wps="http://schemas.microsoft.com/office/word/2010/wordprocessingShape" mc:Ignorable="w14 w15 w16se w16cid w16 w16cex w16sdtdh w16sdtfl w16du wp14">
+<w:numbering xmlns:wpc="http://schemas.microsoft.com/office/word/2010/wordprocessingCanvas" xmlns:cx="http://schemas.microsoft.com/office/drawing/2014/chartex" xmlns:cx1="http://schemas.microsoft.com/office/drawing/2015/9/8/chartex" xmlns:cx2="http://schemas.microsoft.com/office/drawing/2015/10/21/chartex" xmlns:cx3="http://schemas.microsoft.com/office/drawing/2016/5/9/chartex" xmlns:cx4="http://schemas.microsoft.com/office/drawing/2016/5/10/chartex" xmlns:cx5="http://schemas.microsoft.com/office/drawing/2016/5/11/chartex" xmlns:cx6="http://schemas.microsoft.com/office/drawing/2016/5/12/chartex" xmlns:cx7="http://schemas.microsoft.com/office/drawing/2016/5/13/chartex" xmlns:cx8="http://schemas.microsoft.com/office/drawing/2016/5/14/chartex" xmlns:mc="http://schemas.openxmlformats.org/markup-compatibility/2006" xmlns:aink="http://schemas.microsoft.com/office/drawing/2016/ink" xmlns:am3d="http://schemas.microsoft.com/office/drawing/2017/model3d" xmlns:o="urn:schemas-microsoft-com:office:office" xmlns:oel="http://schemas.microsoft.com/office/2019/extlst" xmlns:r="http://schemas.openxmlformats.org/officeDocument/2006/relationships" xmlns:m="http://schemas.openxmlformats.org/officeDocument/2006/math" xmlns:v="urn:schemas-microsoft-com:vml" xmlns:wp14="http://schemas.microsoft.com/office/word/2010/wordprocessingDrawing" xmlns:wp="http://schemas.openxmlformats.org/drawingml/2006/wordprocessingDrawing" xmlns:w10="urn:schemas-microsoft-com:office:word" xmlns:w="http://schemas.openxmlformats.org/wordprocessingml/2006/main" xmlns:w14="http://schemas.microsoft.com/office/word/2010/wordml" xmlns:w15="http://schemas.microsoft.com/office/word/2012/wordml" xmlns:w16cei="http://schemas.microsoft.com/office/word/2026/wordml/cei" xmlns:w16cex="http://schemas.microsoft.com/office/word/2018/wordml/cex" xmlns:w16cid="http://schemas.microsoft.com/office/word/2016/wordml/cid" xmlns:w16="http://schemas.microsoft.com/office/word/2018/wordml" xmlns:w16du="http://schemas.microsoft.com/office/word/2023/wordml/word16du" xmlns:w16sdtdh="http://schemas.microsoft.com/office/word/2020/wordml/sdtdatahash" xmlns:w16sdtfl="http://schemas.microsoft.com/office/word/2024/wordml/sdtformatlock" xmlns:w16se="http://schemas.microsoft.com/office/word/2015/wordml/symex" xmlns:wpg="http://schemas.microsoft.com/office/word/2010/wordprocessingGroup" xmlns:wpi="http://schemas.microsoft.com/office/word/2010/wordprocessingInk" xmlns:wne="http://schemas.microsoft.com/office/word/2006/wordml" xmlns:wps="http://schemas.microsoft.com/office/word/2010/wordprocessingShape" mc:Ignorable="w14 w15 w16se w16cid w16 w16cex w16sdtdh w16sdtfl w16du wp14">
   <w:abstractNum w:abstractNumId="0" w15:restartNumberingAfterBreak="0">
     <w:nsid w:val="0911750F"/>
     <w:multiLevelType w:val="hybridMultilevel"/>
